--- a/Docs/construction_indicateurs_nmoda.docx
+++ b/Docs/construction_indicateurs_nmoda.docx
@@ -909,7 +909,7 @@
                 <w:color w:val="000000"/>
                 <w:sz w:val="19"/>
               </w:rPr>
-              <w:t>un membre du ménage a, faute de ressources, sauté un repas, mangé moins que nécessaire, manqué de nourriture, eu faim sans manger, ou passé une journée sans manger. La diversité des repas n'est pas retenue (module non comparable entre vagues).</w:t>
+              <w:t>score FIES complet (8 questions) : inquiétude de manquer de nourriture, impossibilité de manger sainement, alimentation peu variée, saut d'un repas, avoir mangé moins que nécessaire, plus de nourriture, avoir eu faim sans manger, journée entière sans manger. Score de 0 à 8 ; privé si score &gt;= 1. Manquants et 98/99 traités comme « non ». La diversité des repas n'est pas retenue : le module n'a pas été collecté en 2021.</w:t>
             </w:r>
           </w:p>
         </w:tc>
@@ -930,7 +930,7 @@
                 <w:color w:val="000000"/>
                 <w:sz w:val="19"/>
               </w:rPr>
-              <w:t>s08aq04 à s08aq08</w:t>
+              <w:t>s08aq01 à s08aq08</w:t>
             </w:r>
           </w:p>
         </w:tc>
